--- a/webapp/templates/TOTRINH/04_Mau_Thong_bao_PGD.docx
+++ b/webapp/templates/TOTRINH/04_Mau_Thong_bao_PGD.docx
@@ -1393,28 +1393,9 @@
                 <w:rFonts w:ascii="Times New Roman" w:hAnsi="Times New Roman"/>
               </w:rPr>
             </w:pPr>
-            <w:proofErr w:type="spellStart"/>
-            <w:r>
-              <w:rPr>
-                <w:rFonts w:ascii="Times New Roman" w:hAnsi="Times New Roman"/>
-              </w:rPr>
-              <w:t>Họ</w:t>
-            </w:r>
-            <w:proofErr w:type="spellEnd"/>
-            <w:r>
-              <w:rPr>
-                <w:rFonts w:ascii="Times New Roman" w:hAnsi="Times New Roman"/>
-              </w:rPr>
-              <w:t xml:space="preserve"> và </w:t>
-            </w:r>
-            <w:proofErr w:type="spellStart"/>
-            <w:r>
-              <w:rPr>
-                <w:rFonts w:ascii="Times New Roman" w:hAnsi="Times New Roman"/>
-              </w:rPr>
-              <w:t>tên</w:t>
-            </w:r>
-            <w:proofErr w:type="spellEnd"/>
+            <w:r>
+              <w:t>(SIGNER)</w:t>
+            </w:r>
           </w:p>
         </w:tc>
       </w:tr>

--- a/webapp/templates/TOTRINH/04_Mau_Thong_bao_PGD.docx
+++ b/webapp/templates/TOTRINH/04_Mau_Thong_bao_PGD.docx
@@ -618,66 +618,8 @@
           <w:rFonts w:ascii="Times New Roman" w:hAnsi="Times New Roman"/>
         </w:rPr>
       </w:pPr>
-      <w:proofErr w:type="spellStart"/>
       <w:r>
-        <w:rPr>
-          <w:rFonts w:ascii="Times New Roman" w:hAnsi="Times New Roman"/>
-        </w:rPr>
-        <w:t>V</w:t>
-      </w:r>
-      <w:r>
-        <w:rPr>
-          <w:rFonts w:ascii="Times New Roman" w:hAnsi="Times New Roman"/>
-        </w:rPr>
-        <w:t>ề</w:t>
-      </w:r>
-      <w:proofErr w:type="spellEnd"/>
-      <w:r>
-        <w:rPr>
-          <w:rFonts w:ascii="Times New Roman" w:hAnsi="Times New Roman"/>
-        </w:rPr>
-        <w:t xml:space="preserve"> </w:t>
-      </w:r>
-      <w:proofErr w:type="spellStart"/>
-      <w:r>
-        <w:rPr>
-          <w:rFonts w:ascii="Times New Roman" w:hAnsi="Times New Roman"/>
-        </w:rPr>
-        <w:t>việc</w:t>
-      </w:r>
-      <w:proofErr w:type="spellEnd"/>
-      <w:r>
-        <w:rPr>
-          <w:rFonts w:ascii="Times New Roman" w:hAnsi="Times New Roman"/>
-        </w:rPr>
-        <w:t xml:space="preserve">............................... </w:t>
-      </w:r>
-      <w:r>
-        <w:rPr>
-          <w:rFonts w:ascii="Times New Roman" w:hAnsi="Times New Roman"/>
-          <w:sz w:val="24"/>
-        </w:rPr>
-        <w:t>(</w:t>
-      </w:r>
-      <w:r>
-        <w:rPr>
-          <w:rFonts w:ascii="Times New Roman" w:hAnsi="Times New Roman"/>
-          <w:sz w:val="24"/>
-        </w:rPr>
-        <w:t>3</w:t>
-      </w:r>
-      <w:r>
-        <w:rPr>
-          <w:rFonts w:ascii="Times New Roman" w:hAnsi="Times New Roman"/>
-          <w:sz w:val="24"/>
-        </w:rPr>
-        <w:t xml:space="preserve">) </w:t>
-      </w:r>
-      <w:r>
-        <w:rPr>
-          <w:rFonts w:ascii="Times New Roman" w:hAnsi="Times New Roman"/>
-        </w:rPr>
-        <w:t>.............................</w:t>
+        <w:t>Về việc (TITLE)</w:t>
       </w:r>
     </w:p>
     <w:p>
